--- a/3. félév/Cpp/Cpp.docx
+++ b/3. félév/Cpp/Cpp.docx
@@ -1,6 +1,6 @@
 
 <file path=word/document.xml><?xml version="1.0" encoding="utf-8"?>
-<w:document xmlns:wpc="http://schemas.microsoft.com/office/word/2010/wordprocessingCanvas" xmlns:cx="http://schemas.microsoft.com/office/drawing/2014/chartex" xmlns:cx1="http://schemas.microsoft.com/office/drawing/2015/9/8/chartex" xmlns:cx2="http://schemas.microsoft.com/office/drawing/2015/10/21/chartex" xmlns:cx3="http://schemas.microsoft.com/office/drawing/2016/5/9/chartex" xmlns:cx4="http://schemas.microsoft.com/office/drawing/2016/5/10/chartex" xmlns:cx5="http://schemas.microsoft.com/office/drawing/2016/5/11/chartex" xmlns:cx6="http://schemas.microsoft.com/office/drawing/2016/5/12/chartex" xmlns:cx7="http://schemas.microsoft.com/office/drawing/2016/5/13/chartex" xmlns:cx8="http://schemas.microsoft.com/office/drawing/2016/5/14/chartex" xmlns:mc="http://schemas.openxmlformats.org/markup-compatibility/2006" xmlns:aink="http://schemas.microsoft.com/office/drawing/2016/ink" xmlns:am3d="http://schemas.microsoft.com/office/drawing/2017/model3d" xmlns:o="urn:schemas-microsoft-com:office:office" xmlns:oel="http://schemas.microsoft.com/office/2019/extlst" xmlns:r="http://schemas.openxmlformats.org/officeDocument/2006/relationships" xmlns:m="http://schemas.openxmlformats.org/officeDocument/2006/math" xmlns:v="urn:schemas-microsoft-com:vml" xmlns:wp14="http://schemas.microsoft.com/office/word/2010/wordprocessingDrawing" xmlns:wp="http://schemas.openxmlformats.org/drawingml/2006/wordprocessingDrawing" xmlns:w10="urn:schemas-microsoft-com:office:word" xmlns:w="http://schemas.openxmlformats.org/wordprocessingml/2006/main" xmlns:w14="http://schemas.microsoft.com/office/word/2010/wordml" xmlns:w15="http://schemas.microsoft.com/office/word/2012/wordml" xmlns:w16cex="http://schemas.microsoft.com/office/word/2018/wordml/cex" xmlns:w16cid="http://schemas.microsoft.com/office/word/2016/wordml/cid" xmlns:w16="http://schemas.microsoft.com/office/word/2018/wordml" xmlns:w16du="http://schemas.microsoft.com/office/word/2023/wordml/word16du" xmlns:w16sdtdh="http://schemas.microsoft.com/office/word/2020/wordml/sdtdatahash" xmlns:w16sdtfl="http://schemas.microsoft.com/office/word/2024/wordml/sdtformatlock" xmlns:w16se="http://schemas.microsoft.com/office/word/2015/wordml/symex" xmlns:wpg="http://schemas.microsoft.com/office/word/2010/wordprocessingGroup" xmlns:wpi="http://schemas.microsoft.com/office/word/2010/wordprocessingInk" xmlns:wne="http://schemas.microsoft.com/office/word/2006/wordml" xmlns:wps="http://schemas.microsoft.com/office/word/2010/wordprocessingShape" xmlns:a="http://schemas.openxmlformats.org/drawingml/2006/main" xmlns:pic="http://schemas.openxmlformats.org/drawingml/2006/picture" mc:Ignorable="w14 w15 w16se w16cid w16 w16cex w16sdtdh w16sdtfl w16du wp14">
+<w:document xmlns:wpc="http://schemas.microsoft.com/office/word/2010/wordprocessingCanvas" xmlns:cx="http://schemas.microsoft.com/office/drawing/2014/chartex" xmlns:cx1="http://schemas.microsoft.com/office/drawing/2015/9/8/chartex" xmlns:cx2="http://schemas.microsoft.com/office/drawing/2015/10/21/chartex" xmlns:cx3="http://schemas.microsoft.com/office/drawing/2016/5/9/chartex" xmlns:cx4="http://schemas.microsoft.com/office/drawing/2016/5/10/chartex" xmlns:cx5="http://schemas.microsoft.com/office/drawing/2016/5/11/chartex" xmlns:cx6="http://schemas.microsoft.com/office/drawing/2016/5/12/chartex" xmlns:cx7="http://schemas.microsoft.com/office/drawing/2016/5/13/chartex" xmlns:cx8="http://schemas.microsoft.com/office/drawing/2016/5/14/chartex" xmlns:mc="http://schemas.openxmlformats.org/markup-compatibility/2006" xmlns:aink="http://schemas.microsoft.com/office/drawing/2016/ink" xmlns:am3d="http://schemas.microsoft.com/office/drawing/2017/model3d" xmlns:o="urn:schemas-microsoft-com:office:office" xmlns:oel="http://schemas.microsoft.com/office/2019/extlst" xmlns:r="http://schemas.openxmlformats.org/officeDocument/2006/relationships" xmlns:m="http://schemas.openxmlformats.org/officeDocument/2006/math" xmlns:v="urn:schemas-microsoft-com:vml" xmlns:wp14="http://schemas.microsoft.com/office/word/2010/wordprocessingDrawing" xmlns:wp="http://schemas.openxmlformats.org/drawingml/2006/wordprocessingDrawing" xmlns:w10="urn:schemas-microsoft-com:office:word" xmlns:w="http://schemas.openxmlformats.org/wordprocessingml/2006/main" xmlns:w14="http://schemas.microsoft.com/office/word/2010/wordml" xmlns:w15="http://schemas.microsoft.com/office/word/2012/wordml" xmlns:w16cex="http://schemas.microsoft.com/office/word/2018/wordml/cex" xmlns:w16cid="http://schemas.microsoft.com/office/word/2016/wordml/cid" xmlns:w16="http://schemas.microsoft.com/office/word/2018/wordml" xmlns:w16du="http://schemas.microsoft.com/office/word/2023/wordml/word16du" xmlns:w16sdtdh="http://schemas.microsoft.com/office/word/2020/wordml/sdtdatahash" xmlns:w16sdtfl="http://schemas.microsoft.com/office/word/2024/wordml/sdtformatlock" xmlns:w16se="http://schemas.microsoft.com/office/word/2015/wordml/symex" xmlns:wpg="http://schemas.microsoft.com/office/word/2010/wordprocessingGroup" xmlns:wpi="http://schemas.microsoft.com/office/word/2010/wordprocessingInk" xmlns:wne="http://schemas.microsoft.com/office/word/2006/wordml" xmlns:wps="http://schemas.microsoft.com/office/word/2010/wordprocessingShape" mc:Ignorable="w14 w15 w16se w16cid w16 w16cex w16sdtdh w16sdtfl w16du wp14">
   <w:body>
     <w:p>
       <w:r>
@@ -112,23 +112,26 @@
     </w:p>
     <w:p>
       <w:r>
+        <w:rPr>
+          <w:noProof/>
+        </w:rPr>
         <w:drawing>
-          <wp:inline wp14:editId="133AC94C" wp14:anchorId="2F931F41">
+          <wp:inline distT="0" distB="0" distL="0" distR="0" wp14:anchorId="2F931F41" wp14:editId="133AC94C">
             <wp:extent cx="1629002" cy="1362265"/>
             <wp:effectExtent l="0" t="0" r="9525" b="9525"/>
             <wp:docPr id="1200193147" name="Kép 1"/>
             <wp:cNvGraphicFramePr>
-              <a:graphicFrameLocks noChangeAspect="1"/>
+              <a:graphicFrameLocks xmlns:a="http://schemas.openxmlformats.org/drawingml/2006/main" noChangeAspect="1"/>
             </wp:cNvGraphicFramePr>
-            <a:graphic>
-              <a:graphicData xmlns:a="http://schemas.openxmlformats.org/drawingml/2006/main" uri="http://schemas.openxmlformats.org/drawingml/2006/picture">
+            <a:graphic xmlns:a="http://schemas.openxmlformats.org/drawingml/2006/main">
+              <a:graphicData uri="http://schemas.openxmlformats.org/drawingml/2006/picture">
                 <pic:pic xmlns:pic="http://schemas.openxmlformats.org/drawingml/2006/picture">
                   <pic:nvPicPr>
                     <pic:cNvPr id="1200193147" name=""/>
                     <pic:cNvPicPr/>
                   </pic:nvPicPr>
                   <pic:blipFill>
-                    <a:blip xmlns:r="http://schemas.openxmlformats.org/officeDocument/2006/relationships" r:embed="rId5"/>
+                    <a:blip r:embed="rId5"/>
                     <a:stretch>
                       <a:fillRect/>
                     </a:stretch>
@@ -151,97 +154,294 @@
     </w:p>
     <w:p>
       <w:pPr>
-        <w:spacing w:before="0" w:beforeAutospacing="off" w:after="160" w:afterAutospacing="off" w:line="257" w:lineRule="auto"/>
+        <w:spacing w:line="257" w:lineRule="auto"/>
       </w:pPr>
       <w:r>
         <w:rPr>
-          <w:rFonts w:ascii="Calibri" w:hAnsi="Calibri" w:eastAsia="Calibri" w:cs="Calibri"/>
-          <w:noProof w:val="0"/>
-          <w:sz w:val="22"/>
-          <w:szCs w:val="22"/>
-          <w:lang w:val="hu-HU"/>
+          <w:rFonts w:ascii="Calibri" w:eastAsia="Calibri" w:hAnsi="Calibri" w:cs="Calibri"/>
         </w:rPr>
         <w:t>funktor</w:t>
       </w:r>
     </w:p>
     <w:p>
       <w:pPr>
-        <w:spacing w:before="0" w:beforeAutospacing="off" w:after="160" w:afterAutospacing="off" w:line="257" w:lineRule="auto"/>
+        <w:spacing w:line="257" w:lineRule="auto"/>
       </w:pPr>
       <w:r>
         <w:rPr>
-          <w:rFonts w:ascii="Calibri" w:hAnsi="Calibri" w:eastAsia="Calibri" w:cs="Calibri"/>
-          <w:noProof w:val="0"/>
-          <w:sz w:val="22"/>
-          <w:szCs w:val="22"/>
-          <w:lang w:val="hu-HU"/>
+          <w:rFonts w:ascii="Calibri" w:eastAsia="Calibri" w:hAnsi="Calibri" w:cs="Calibri"/>
         </w:rPr>
         <w:t>struct greater_int {</w:t>
       </w:r>
     </w:p>
     <w:p>
       <w:pPr>
-        <w:spacing w:before="0" w:beforeAutospacing="off" w:after="160" w:afterAutospacing="off" w:line="257" w:lineRule="auto"/>
+        <w:spacing w:line="257" w:lineRule="auto"/>
       </w:pPr>
       <w:r>
         <w:rPr>
-          <w:rFonts w:ascii="Calibri" w:hAnsi="Calibri" w:eastAsia="Calibri" w:cs="Calibri"/>
-          <w:noProof w:val="0"/>
-          <w:sz w:val="22"/>
-          <w:szCs w:val="22"/>
-          <w:lang w:val="hu-HU"/>
+          <w:rFonts w:ascii="Calibri" w:eastAsia="Calibri" w:hAnsi="Calibri" w:cs="Calibri"/>
         </w:rPr>
-        <w:t xml:space="preserve">    bool operator()(int a, int b) const {</w:t>
+        <w:t xml:space="preserve">    bool </w:t>
+      </w:r>
+      <w:proofErr w:type="gramStart"/>
+      <w:r>
+        <w:rPr>
+          <w:rFonts w:ascii="Calibri" w:eastAsia="Calibri" w:hAnsi="Calibri" w:cs="Calibri"/>
+        </w:rPr>
+        <w:t>operator()(</w:t>
+      </w:r>
+      <w:proofErr w:type="gramEnd"/>
+      <w:r>
+        <w:rPr>
+          <w:rFonts w:ascii="Calibri" w:eastAsia="Calibri" w:hAnsi="Calibri" w:cs="Calibri"/>
+        </w:rPr>
+        <w:t>int a, int b) const {</w:t>
       </w:r>
     </w:p>
     <w:p>
       <w:pPr>
-        <w:spacing w:before="0" w:beforeAutospacing="off" w:after="160" w:afterAutospacing="off" w:line="257" w:lineRule="auto"/>
+        <w:spacing w:line="257" w:lineRule="auto"/>
       </w:pPr>
       <w:r>
         <w:rPr>
-          <w:rFonts w:ascii="Calibri" w:hAnsi="Calibri" w:eastAsia="Calibri" w:cs="Calibri"/>
-          <w:noProof w:val="0"/>
-          <w:sz w:val="22"/>
-          <w:szCs w:val="22"/>
-          <w:lang w:val="hu-HU"/>
+          <w:rFonts w:ascii="Calibri" w:eastAsia="Calibri" w:hAnsi="Calibri" w:cs="Calibri"/>
         </w:rPr>
         <w:t xml:space="preserve">        return a &gt; b;</w:t>
       </w:r>
     </w:p>
     <w:p>
       <w:pPr>
-        <w:spacing w:before="0" w:beforeAutospacing="off" w:after="160" w:afterAutospacing="off" w:line="257" w:lineRule="auto"/>
+        <w:spacing w:line="257" w:lineRule="auto"/>
       </w:pPr>
       <w:r>
         <w:rPr>
-          <w:rFonts w:ascii="Calibri" w:hAnsi="Calibri" w:eastAsia="Calibri" w:cs="Calibri"/>
-          <w:noProof w:val="0"/>
-          <w:sz w:val="22"/>
-          <w:szCs w:val="22"/>
-          <w:lang w:val="hu-HU"/>
+          <w:rFonts w:ascii="Calibri" w:eastAsia="Calibri" w:hAnsi="Calibri" w:cs="Calibri"/>
         </w:rPr>
         <w:t xml:space="preserve">    }</w:t>
       </w:r>
     </w:p>
     <w:p>
       <w:pPr>
-        <w:spacing w:before="0" w:beforeAutospacing="off" w:after="160" w:afterAutospacing="off" w:line="257" w:lineRule="auto"/>
+        <w:spacing w:line="257" w:lineRule="auto"/>
       </w:pPr>
       <w:r>
         <w:rPr>
-          <w:rFonts w:ascii="Calibri" w:hAnsi="Calibri" w:eastAsia="Calibri" w:cs="Calibri"/>
-          <w:noProof w:val="0"/>
-          <w:sz w:val="22"/>
-          <w:szCs w:val="22"/>
-          <w:lang w:val="hu-HU"/>
+          <w:rFonts w:ascii="Calibri" w:eastAsia="Calibri" w:hAnsi="Calibri" w:cs="Calibri"/>
         </w:rPr>
         <w:t>};</w:t>
       </w:r>
     </w:p>
+    <w:p>
+      <w:r>
+        <w:br w:type="page"/>
+      </w:r>
+    </w:p>
+    <w:p>
+      <w:r>
+        <w:lastRenderedPageBreak/>
+        <w:t>Amin megbuktattak:</w:t>
+      </w:r>
+    </w:p>
     <w:p/>
+    <w:p>
+      <w:r>
+        <w:t xml:space="preserve">Miért kell </w:t>
+      </w:r>
+      <w:proofErr w:type="spellStart"/>
+      <w:r>
+        <w:t>delete</w:t>
+      </w:r>
+      <w:proofErr w:type="spellEnd"/>
+      <w:r>
+        <w:t>(„pointer”) -t meghívni</w:t>
+      </w:r>
+      <w:r>
+        <w:t>,</w:t>
+      </w:r>
+      <w:r>
+        <w:t xml:space="preserve"> ha már nem kell a változó</w:t>
+      </w:r>
+      <w:r>
+        <w:t>?</w:t>
+      </w:r>
+      <w:r>
+        <w:rPr>
+          <w:noProof/>
+        </w:rPr>
+        <w:t xml:space="preserve"> </w:t>
+      </w:r>
+      <w:r>
+        <w:drawing>
+          <wp:inline distT="0" distB="0" distL="0" distR="0" wp14:anchorId="3FE24DD5" wp14:editId="4EA99DE1">
+            <wp:extent cx="5760720" cy="517525"/>
+            <wp:effectExtent l="0" t="0" r="0" b="0"/>
+            <wp:docPr id="716355320" name="Kép 1"/>
+            <wp:cNvGraphicFramePr>
+              <a:graphicFrameLocks xmlns:a="http://schemas.openxmlformats.org/drawingml/2006/main" noChangeAspect="1"/>
+            </wp:cNvGraphicFramePr>
+            <a:graphic xmlns:a="http://schemas.openxmlformats.org/drawingml/2006/main">
+              <a:graphicData uri="http://schemas.openxmlformats.org/drawingml/2006/picture">
+                <pic:pic xmlns:pic="http://schemas.openxmlformats.org/drawingml/2006/picture">
+                  <pic:nvPicPr>
+                    <pic:cNvPr id="716355320" name=""/>
+                    <pic:cNvPicPr/>
+                  </pic:nvPicPr>
+                  <pic:blipFill>
+                    <a:blip r:embed="rId6"/>
+                    <a:stretch>
+                      <a:fillRect/>
+                    </a:stretch>
+                  </pic:blipFill>
+                  <pic:spPr>
+                    <a:xfrm>
+                      <a:off x="0" y="0"/>
+                      <a:ext cx="5760720" cy="517525"/>
+                    </a:xfrm>
+                    <a:prstGeom prst="rect">
+                      <a:avLst/>
+                    </a:prstGeom>
+                  </pic:spPr>
+                </pic:pic>
+              </a:graphicData>
+            </a:graphic>
+          </wp:inline>
+        </w:drawing>
+      </w:r>
+    </w:p>
+    <w:p>
+      <w:r>
+        <w:t>M</w:t>
+      </w:r>
+      <w:r>
+        <w:t xml:space="preserve">iért kell egy </w:t>
+      </w:r>
+      <w:proofErr w:type="spellStart"/>
+      <w:r>
+        <w:t>ősoszátlynak</w:t>
+      </w:r>
+      <w:proofErr w:type="spellEnd"/>
+      <w:r>
+        <w:t xml:space="preserve"> virtuális </w:t>
+      </w:r>
+      <w:proofErr w:type="spellStart"/>
+      <w:r>
+        <w:t>destruktrot</w:t>
+      </w:r>
+      <w:proofErr w:type="spellEnd"/>
+      <w:r>
+        <w:t xml:space="preserve"> csinálni?</w:t>
+      </w:r>
+      <w:r>
+        <w:rPr>
+          <w:noProof/>
+        </w:rPr>
+        <w:t xml:space="preserve"> </w:t>
+      </w:r>
+      <w:r>
+        <w:drawing>
+          <wp:inline distT="0" distB="0" distL="0" distR="0" wp14:anchorId="60609605" wp14:editId="55B57E14">
+            <wp:extent cx="5760720" cy="469900"/>
+            <wp:effectExtent l="0" t="0" r="0" b="6350"/>
+            <wp:docPr id="1854205444" name="Kép 1"/>
+            <wp:cNvGraphicFramePr>
+              <a:graphicFrameLocks xmlns:a="http://schemas.openxmlformats.org/drawingml/2006/main" noChangeAspect="1"/>
+            </wp:cNvGraphicFramePr>
+            <a:graphic xmlns:a="http://schemas.openxmlformats.org/drawingml/2006/main">
+              <a:graphicData uri="http://schemas.openxmlformats.org/drawingml/2006/picture">
+                <pic:pic xmlns:pic="http://schemas.openxmlformats.org/drawingml/2006/picture">
+                  <pic:nvPicPr>
+                    <pic:cNvPr id="1854205444" name=""/>
+                    <pic:cNvPicPr/>
+                  </pic:nvPicPr>
+                  <pic:blipFill>
+                    <a:blip r:embed="rId7"/>
+                    <a:stretch>
+                      <a:fillRect/>
+                    </a:stretch>
+                  </pic:blipFill>
+                  <pic:spPr>
+                    <a:xfrm>
+                      <a:off x="0" y="0"/>
+                      <a:ext cx="5760720" cy="469900"/>
+                    </a:xfrm>
+                    <a:prstGeom prst="rect">
+                      <a:avLst/>
+                    </a:prstGeom>
+                  </pic:spPr>
+                </pic:pic>
+              </a:graphicData>
+            </a:graphic>
+          </wp:inline>
+        </w:drawing>
+      </w:r>
+    </w:p>
+    <w:p>
+      <w:r>
+        <w:t xml:space="preserve">Minek kell a </w:t>
+      </w:r>
+      <w:proofErr w:type="spellStart"/>
+      <w:r>
+        <w:t>typename</w:t>
+      </w:r>
+      <w:proofErr w:type="spellEnd"/>
+      <w:r>
+        <w:t xml:space="preserve">-t használni? mit csinál a </w:t>
+      </w:r>
+      <w:proofErr w:type="spellStart"/>
+      <w:r>
+        <w:t>typename</w:t>
+      </w:r>
+      <w:proofErr w:type="spellEnd"/>
+      <w:r>
+        <w:t>?</w:t>
+      </w:r>
+      <w:r>
+        <w:rPr>
+          <w:noProof/>
+        </w:rPr>
+        <w:t xml:space="preserve"> </w:t>
+      </w:r>
+      <w:r>
+        <w:drawing>
+          <wp:inline distT="0" distB="0" distL="0" distR="0" wp14:anchorId="18B36A54" wp14:editId="3602E5FE">
+            <wp:extent cx="5591955" cy="571580"/>
+            <wp:effectExtent l="0" t="0" r="0" b="0"/>
+            <wp:docPr id="89209600" name="Kép 1"/>
+            <wp:cNvGraphicFramePr>
+              <a:graphicFrameLocks xmlns:a="http://schemas.openxmlformats.org/drawingml/2006/main" noChangeAspect="1"/>
+            </wp:cNvGraphicFramePr>
+            <a:graphic xmlns:a="http://schemas.openxmlformats.org/drawingml/2006/main">
+              <a:graphicData uri="http://schemas.openxmlformats.org/drawingml/2006/picture">
+                <pic:pic xmlns:pic="http://schemas.openxmlformats.org/drawingml/2006/picture">
+                  <pic:nvPicPr>
+                    <pic:cNvPr id="89209600" name=""/>
+                    <pic:cNvPicPr/>
+                  </pic:nvPicPr>
+                  <pic:blipFill>
+                    <a:blip r:embed="rId8"/>
+                    <a:stretch>
+                      <a:fillRect/>
+                    </a:stretch>
+                  </pic:blipFill>
+                  <pic:spPr>
+                    <a:xfrm>
+                      <a:off x="0" y="0"/>
+                      <a:ext cx="5591955" cy="571580"/>
+                    </a:xfrm>
+                    <a:prstGeom prst="rect">
+                      <a:avLst/>
+                    </a:prstGeom>
+                  </pic:spPr>
+                </pic:pic>
+              </a:graphicData>
+            </a:graphic>
+          </wp:inline>
+        </w:drawing>
+      </w:r>
+    </w:p>
     <w:sectPr>
-      <w:pgSz w:w="11906" w:h="16838" w:orient="portrait"/>
+      <w:pgSz w:w="11906" w:h="16838"/>
       <w:pgMar w:top="1417" w:right="1417" w:bottom="1417" w:left="1417" w:header="708" w:footer="708" w:gutter="0"/>
       <w:cols w:space="708"/>
       <w:docGrid w:linePitch="360"/>
@@ -255,7 +455,7 @@
   <w:docDefaults>
     <w:rPrDefault>
       <w:rPr>
-        <w:rFonts w:asciiTheme="minorHAnsi" w:hAnsiTheme="minorHAnsi" w:eastAsiaTheme="minorHAnsi" w:cstheme="minorBidi"/>
+        <w:rFonts w:asciiTheme="minorHAnsi" w:eastAsiaTheme="minorHAnsi" w:hAnsiTheme="minorHAnsi" w:cstheme="minorBidi"/>
         <w:kern w:val="2"/>
         <w:sz w:val="22"/>
         <w:szCs w:val="22"/>
@@ -272,14 +472,14 @@
   <w:latentStyles w:defLockedState="0" w:defUIPriority="99" w:defSemiHidden="0" w:defUnhideWhenUsed="0" w:defQFormat="0" w:count="376">
     <w:lsdException w:name="Normal" w:uiPriority="0" w:qFormat="1"/>
     <w:lsdException w:name="heading 1" w:uiPriority="9" w:qFormat="1"/>
-    <w:lsdException w:name="heading 2" w:uiPriority="9" w:semiHidden="1" w:unhideWhenUsed="1" w:qFormat="1"/>
-    <w:lsdException w:name="heading 3" w:uiPriority="9" w:semiHidden="1" w:unhideWhenUsed="1" w:qFormat="1"/>
-    <w:lsdException w:name="heading 4" w:uiPriority="9" w:semiHidden="1" w:unhideWhenUsed="1" w:qFormat="1"/>
-    <w:lsdException w:name="heading 5" w:uiPriority="9" w:semiHidden="1" w:unhideWhenUsed="1" w:qFormat="1"/>
-    <w:lsdException w:name="heading 6" w:uiPriority="9" w:semiHidden="1" w:unhideWhenUsed="1" w:qFormat="1"/>
-    <w:lsdException w:name="heading 7" w:uiPriority="9" w:semiHidden="1" w:unhideWhenUsed="1" w:qFormat="1"/>
-    <w:lsdException w:name="heading 8" w:uiPriority="9" w:semiHidden="1" w:unhideWhenUsed="1" w:qFormat="1"/>
-    <w:lsdException w:name="heading 9" w:uiPriority="9" w:semiHidden="1" w:unhideWhenUsed="1" w:qFormat="1"/>
+    <w:lsdException w:name="heading 2" w:semiHidden="1" w:uiPriority="9" w:unhideWhenUsed="1" w:qFormat="1"/>
+    <w:lsdException w:name="heading 3" w:semiHidden="1" w:uiPriority="9" w:unhideWhenUsed="1" w:qFormat="1"/>
+    <w:lsdException w:name="heading 4" w:semiHidden="1" w:uiPriority="9" w:unhideWhenUsed="1" w:qFormat="1"/>
+    <w:lsdException w:name="heading 5" w:semiHidden="1" w:uiPriority="9" w:unhideWhenUsed="1" w:qFormat="1"/>
+    <w:lsdException w:name="heading 6" w:semiHidden="1" w:uiPriority="9" w:unhideWhenUsed="1" w:qFormat="1"/>
+    <w:lsdException w:name="heading 7" w:semiHidden="1" w:uiPriority="9" w:unhideWhenUsed="1" w:qFormat="1"/>
+    <w:lsdException w:name="heading 8" w:semiHidden="1" w:uiPriority="9" w:unhideWhenUsed="1" w:qFormat="1"/>
+    <w:lsdException w:name="heading 9" w:semiHidden="1" w:uiPriority="9" w:unhideWhenUsed="1" w:qFormat="1"/>
     <w:lsdException w:name="index 1" w:semiHidden="1" w:unhideWhenUsed="1"/>
     <w:lsdException w:name="index 2" w:semiHidden="1" w:unhideWhenUsed="1"/>
     <w:lsdException w:name="index 3" w:semiHidden="1" w:unhideWhenUsed="1"/>
@@ -289,22 +489,22 @@
     <w:lsdException w:name="index 7" w:semiHidden="1" w:unhideWhenUsed="1"/>
     <w:lsdException w:name="index 8" w:semiHidden="1" w:unhideWhenUsed="1"/>
     <w:lsdException w:name="index 9" w:semiHidden="1" w:unhideWhenUsed="1"/>
-    <w:lsdException w:name="toc 1" w:uiPriority="39" w:semiHidden="1" w:unhideWhenUsed="1"/>
-    <w:lsdException w:name="toc 2" w:uiPriority="39" w:semiHidden="1" w:unhideWhenUsed="1"/>
-    <w:lsdException w:name="toc 3" w:uiPriority="39" w:semiHidden="1" w:unhideWhenUsed="1"/>
-    <w:lsdException w:name="toc 4" w:uiPriority="39" w:semiHidden="1" w:unhideWhenUsed="1"/>
-    <w:lsdException w:name="toc 5" w:uiPriority="39" w:semiHidden="1" w:unhideWhenUsed="1"/>
-    <w:lsdException w:name="toc 6" w:uiPriority="39" w:semiHidden="1" w:unhideWhenUsed="1"/>
-    <w:lsdException w:name="toc 7" w:uiPriority="39" w:semiHidden="1" w:unhideWhenUsed="1"/>
-    <w:lsdException w:name="toc 8" w:uiPriority="39" w:semiHidden="1" w:unhideWhenUsed="1"/>
-    <w:lsdException w:name="toc 9" w:uiPriority="39" w:semiHidden="1" w:unhideWhenUsed="1"/>
+    <w:lsdException w:name="toc 1" w:semiHidden="1" w:uiPriority="39" w:unhideWhenUsed="1"/>
+    <w:lsdException w:name="toc 2" w:semiHidden="1" w:uiPriority="39" w:unhideWhenUsed="1"/>
+    <w:lsdException w:name="toc 3" w:semiHidden="1" w:uiPriority="39" w:unhideWhenUsed="1"/>
+    <w:lsdException w:name="toc 4" w:semiHidden="1" w:uiPriority="39" w:unhideWhenUsed="1"/>
+    <w:lsdException w:name="toc 5" w:semiHidden="1" w:uiPriority="39" w:unhideWhenUsed="1"/>
+    <w:lsdException w:name="toc 6" w:semiHidden="1" w:uiPriority="39" w:unhideWhenUsed="1"/>
+    <w:lsdException w:name="toc 7" w:semiHidden="1" w:uiPriority="39" w:unhideWhenUsed="1"/>
+    <w:lsdException w:name="toc 8" w:semiHidden="1" w:uiPriority="39" w:unhideWhenUsed="1"/>
+    <w:lsdException w:name="toc 9" w:semiHidden="1" w:uiPriority="39" w:unhideWhenUsed="1"/>
     <w:lsdException w:name="Normal Indent" w:semiHidden="1" w:unhideWhenUsed="1"/>
     <w:lsdException w:name="footnote text" w:semiHidden="1" w:unhideWhenUsed="1"/>
     <w:lsdException w:name="annotation text" w:semiHidden="1" w:unhideWhenUsed="1"/>
     <w:lsdException w:name="header" w:semiHidden="1" w:unhideWhenUsed="1"/>
     <w:lsdException w:name="footer" w:semiHidden="1" w:unhideWhenUsed="1"/>
     <w:lsdException w:name="index heading" w:semiHidden="1" w:unhideWhenUsed="1"/>
-    <w:lsdException w:name="caption" w:uiPriority="35" w:semiHidden="1" w:unhideWhenUsed="1" w:qFormat="1"/>
+    <w:lsdException w:name="caption" w:semiHidden="1" w:uiPriority="35" w:unhideWhenUsed="1" w:qFormat="1"/>
     <w:lsdException w:name="table of figures" w:semiHidden="1" w:unhideWhenUsed="1"/>
     <w:lsdException w:name="envelope address" w:semiHidden="1" w:unhideWhenUsed="1"/>
     <w:lsdException w:name="envelope return" w:semiHidden="1" w:unhideWhenUsed="1"/>
@@ -335,7 +535,7 @@
     <w:lsdException w:name="Title" w:uiPriority="10" w:qFormat="1"/>
     <w:lsdException w:name="Closing" w:semiHidden="1" w:unhideWhenUsed="1"/>
     <w:lsdException w:name="Signature" w:semiHidden="1" w:unhideWhenUsed="1"/>
-    <w:lsdException w:name="Default Paragraph Font" w:uiPriority="1" w:semiHidden="1" w:unhideWhenUsed="1"/>
+    <w:lsdException w:name="Default Paragraph Font" w:semiHidden="1" w:uiPriority="1" w:unhideWhenUsed="1"/>
     <w:lsdException w:name="Body Text" w:semiHidden="1" w:unhideWhenUsed="1"/>
     <w:lsdException w:name="Body Text Indent" w:semiHidden="1" w:unhideWhenUsed="1"/>
     <w:lsdException w:name="List Continue" w:semiHidden="1" w:unhideWhenUsed="1"/>
@@ -535,8 +735,8 @@
     <w:lsdException w:name="Subtle Reference" w:uiPriority="31" w:qFormat="1"/>
     <w:lsdException w:name="Intense Reference" w:uiPriority="32" w:qFormat="1"/>
     <w:lsdException w:name="Book Title" w:uiPriority="33" w:qFormat="1"/>
-    <w:lsdException w:name="Bibliography" w:uiPriority="37" w:semiHidden="1" w:unhideWhenUsed="1"/>
-    <w:lsdException w:name="TOC Heading" w:uiPriority="39" w:semiHidden="1" w:unhideWhenUsed="1" w:qFormat="1"/>
+    <w:lsdException w:name="Bibliography" w:semiHidden="1" w:uiPriority="37" w:unhideWhenUsed="1"/>
+    <w:lsdException w:name="TOC Heading" w:semiHidden="1" w:uiPriority="39" w:unhideWhenUsed="1" w:qFormat="1"/>
     <w:lsdException w:name="Plain Table 1" w:uiPriority="41"/>
     <w:lsdException w:name="Plain Table 2" w:uiPriority="42"/>
     <w:lsdException w:name="Plain Table 3" w:uiPriority="43"/>
@@ -647,7 +847,7 @@
     <w:lsdException w:name="Unresolved Mention" w:semiHidden="1" w:unhideWhenUsed="1"/>
     <w:lsdException w:name="Smart Link" w:semiHidden="1" w:unhideWhenUsed="1"/>
   </w:latentStyles>
-  <w:style w:type="paragraph" w:styleId="Norml" w:default="1">
+  <w:style w:type="paragraph" w:default="1" w:styleId="Norml">
     <w:name w:val="Normal"/>
     <w:qFormat/>
   </w:style>
@@ -666,7 +866,7 @@
       <w:outlineLvl w:val="0"/>
     </w:pPr>
     <w:rPr>
-      <w:rFonts w:asciiTheme="majorHAnsi" w:hAnsiTheme="majorHAnsi" w:eastAsiaTheme="majorEastAsia" w:cstheme="majorBidi"/>
+      <w:rFonts w:asciiTheme="majorHAnsi" w:eastAsiaTheme="majorEastAsia" w:hAnsiTheme="majorHAnsi" w:cstheme="majorBidi"/>
       <w:color w:val="2F5496" w:themeColor="accent1" w:themeShade="BF"/>
       <w:sz w:val="40"/>
       <w:szCs w:val="40"/>
@@ -689,7 +889,7 @@
       <w:outlineLvl w:val="1"/>
     </w:pPr>
     <w:rPr>
-      <w:rFonts w:asciiTheme="majorHAnsi" w:hAnsiTheme="majorHAnsi" w:eastAsiaTheme="majorEastAsia" w:cstheme="majorBidi"/>
+      <w:rFonts w:asciiTheme="majorHAnsi" w:eastAsiaTheme="majorEastAsia" w:hAnsiTheme="majorHAnsi" w:cstheme="majorBidi"/>
       <w:color w:val="2F5496" w:themeColor="accent1" w:themeShade="BF"/>
       <w:sz w:val="32"/>
       <w:szCs w:val="32"/>
@@ -850,13 +1050,12 @@
       <w:color w:val="272727" w:themeColor="text1" w:themeTint="D8"/>
     </w:rPr>
   </w:style>
-  <w:style w:type="character" w:styleId="Bekezdsalapbettpusa" w:default="1">
+  <w:style w:type="character" w:default="1" w:styleId="Bekezdsalapbettpusa">
     <w:name w:val="Default Paragraph Font"/>
     <w:uiPriority w:val="1"/>
-    <w:semiHidden/>
     <w:unhideWhenUsed/>
   </w:style>
-  <w:style w:type="table" w:styleId="Normltblzat" w:default="1">
+  <w:style w:type="table" w:default="1" w:styleId="Normltblzat">
     <w:name w:val="Normal Table"/>
     <w:uiPriority w:val="99"/>
     <w:semiHidden/>
@@ -871,26 +1070,26 @@
       </w:tblCellMar>
     </w:tblPr>
   </w:style>
-  <w:style w:type="numbering" w:styleId="Nemlista" w:default="1">
+  <w:style w:type="numbering" w:default="1" w:styleId="Nemlista">
     <w:name w:val="No List"/>
     <w:uiPriority w:val="99"/>
     <w:semiHidden/>
     <w:unhideWhenUsed/>
   </w:style>
-  <w:style w:type="character" w:styleId="Cmsor1Char" w:customStyle="1">
+  <w:style w:type="character" w:customStyle="1" w:styleId="Cmsor1Char">
     <w:name w:val="Címsor 1 Char"/>
     <w:basedOn w:val="Bekezdsalapbettpusa"/>
     <w:link w:val="Cmsor1"/>
     <w:uiPriority w:val="9"/>
     <w:rsid w:val="00C30AAC"/>
     <w:rPr>
-      <w:rFonts w:asciiTheme="majorHAnsi" w:hAnsiTheme="majorHAnsi" w:eastAsiaTheme="majorEastAsia" w:cstheme="majorBidi"/>
+      <w:rFonts w:asciiTheme="majorHAnsi" w:eastAsiaTheme="majorEastAsia" w:hAnsiTheme="majorHAnsi" w:cstheme="majorBidi"/>
       <w:color w:val="2F5496" w:themeColor="accent1" w:themeShade="BF"/>
       <w:sz w:val="40"/>
       <w:szCs w:val="40"/>
     </w:rPr>
   </w:style>
-  <w:style w:type="character" w:styleId="Cmsor2Char" w:customStyle="1">
+  <w:style w:type="character" w:customStyle="1" w:styleId="Cmsor2Char">
     <w:name w:val="Címsor 2 Char"/>
     <w:basedOn w:val="Bekezdsalapbettpusa"/>
     <w:link w:val="Cmsor2"/>
@@ -898,13 +1097,13 @@
     <w:semiHidden/>
     <w:rsid w:val="00C30AAC"/>
     <w:rPr>
-      <w:rFonts w:asciiTheme="majorHAnsi" w:hAnsiTheme="majorHAnsi" w:eastAsiaTheme="majorEastAsia" w:cstheme="majorBidi"/>
+      <w:rFonts w:asciiTheme="majorHAnsi" w:eastAsiaTheme="majorEastAsia" w:hAnsiTheme="majorHAnsi" w:cstheme="majorBidi"/>
       <w:color w:val="2F5496" w:themeColor="accent1" w:themeShade="BF"/>
       <w:sz w:val="32"/>
       <w:szCs w:val="32"/>
     </w:rPr>
   </w:style>
-  <w:style w:type="character" w:styleId="Cmsor3Char" w:customStyle="1">
+  <w:style w:type="character" w:customStyle="1" w:styleId="Cmsor3Char">
     <w:name w:val="Címsor 3 Char"/>
     <w:basedOn w:val="Bekezdsalapbettpusa"/>
     <w:link w:val="Cmsor3"/>
@@ -918,7 +1117,7 @@
       <w:szCs w:val="28"/>
     </w:rPr>
   </w:style>
-  <w:style w:type="character" w:styleId="Cmsor4Char" w:customStyle="1">
+  <w:style w:type="character" w:customStyle="1" w:styleId="Cmsor4Char">
     <w:name w:val="Címsor 4 Char"/>
     <w:basedOn w:val="Bekezdsalapbettpusa"/>
     <w:link w:val="Cmsor4"/>
@@ -932,7 +1131,7 @@
       <w:color w:val="2F5496" w:themeColor="accent1" w:themeShade="BF"/>
     </w:rPr>
   </w:style>
-  <w:style w:type="character" w:styleId="Cmsor5Char" w:customStyle="1">
+  <w:style w:type="character" w:customStyle="1" w:styleId="Cmsor5Char">
     <w:name w:val="Címsor 5 Char"/>
     <w:basedOn w:val="Bekezdsalapbettpusa"/>
     <w:link w:val="Cmsor5"/>
@@ -944,7 +1143,7 @@
       <w:color w:val="2F5496" w:themeColor="accent1" w:themeShade="BF"/>
     </w:rPr>
   </w:style>
-  <w:style w:type="character" w:styleId="Cmsor6Char" w:customStyle="1">
+  <w:style w:type="character" w:customStyle="1" w:styleId="Cmsor6Char">
     <w:name w:val="Címsor 6 Char"/>
     <w:basedOn w:val="Bekezdsalapbettpusa"/>
     <w:link w:val="Cmsor6"/>
@@ -958,7 +1157,7 @@
       <w:color w:val="595959" w:themeColor="text1" w:themeTint="A6"/>
     </w:rPr>
   </w:style>
-  <w:style w:type="character" w:styleId="Cmsor7Char" w:customStyle="1">
+  <w:style w:type="character" w:customStyle="1" w:styleId="Cmsor7Char">
     <w:name w:val="Címsor 7 Char"/>
     <w:basedOn w:val="Bekezdsalapbettpusa"/>
     <w:link w:val="Cmsor7"/>
@@ -970,7 +1169,7 @@
       <w:color w:val="595959" w:themeColor="text1" w:themeTint="A6"/>
     </w:rPr>
   </w:style>
-  <w:style w:type="character" w:styleId="Cmsor8Char" w:customStyle="1">
+  <w:style w:type="character" w:customStyle="1" w:styleId="Cmsor8Char">
     <w:name w:val="Címsor 8 Char"/>
     <w:basedOn w:val="Bekezdsalapbettpusa"/>
     <w:link w:val="Cmsor8"/>
@@ -984,7 +1183,7 @@
       <w:color w:val="272727" w:themeColor="text1" w:themeTint="D8"/>
     </w:rPr>
   </w:style>
-  <w:style w:type="character" w:styleId="Cmsor9Char" w:customStyle="1">
+  <w:style w:type="character" w:customStyle="1" w:styleId="Cmsor9Char">
     <w:name w:val="Címsor 9 Char"/>
     <w:basedOn w:val="Bekezdsalapbettpusa"/>
     <w:link w:val="Cmsor9"/>
@@ -1009,21 +1208,21 @@
       <w:contextualSpacing/>
     </w:pPr>
     <w:rPr>
-      <w:rFonts w:asciiTheme="majorHAnsi" w:hAnsiTheme="majorHAnsi" w:eastAsiaTheme="majorEastAsia" w:cstheme="majorBidi"/>
+      <w:rFonts w:asciiTheme="majorHAnsi" w:eastAsiaTheme="majorEastAsia" w:hAnsiTheme="majorHAnsi" w:cstheme="majorBidi"/>
       <w:spacing w:val="-10"/>
       <w:kern w:val="28"/>
       <w:sz w:val="56"/>
       <w:szCs w:val="56"/>
     </w:rPr>
   </w:style>
-  <w:style w:type="character" w:styleId="CmChar" w:customStyle="1">
+  <w:style w:type="character" w:customStyle="1" w:styleId="CmChar">
     <w:name w:val="Cím Char"/>
     <w:basedOn w:val="Bekezdsalapbettpusa"/>
     <w:link w:val="Cm"/>
     <w:uiPriority w:val="10"/>
     <w:rsid w:val="00C30AAC"/>
     <w:rPr>
-      <w:rFonts w:asciiTheme="majorHAnsi" w:hAnsiTheme="majorHAnsi" w:eastAsiaTheme="majorEastAsia" w:cstheme="majorBidi"/>
+      <w:rFonts w:asciiTheme="majorHAnsi" w:eastAsiaTheme="majorEastAsia" w:hAnsiTheme="majorHAnsi" w:cstheme="majorBidi"/>
       <w:spacing w:val="-10"/>
       <w:kern w:val="28"/>
       <w:sz w:val="56"/>
@@ -1051,7 +1250,7 @@
       <w:szCs w:val="28"/>
     </w:rPr>
   </w:style>
-  <w:style w:type="character" w:styleId="AlcmChar" w:customStyle="1">
+  <w:style w:type="character" w:customStyle="1" w:styleId="AlcmChar">
     <w:name w:val="Alcím Char"/>
     <w:basedOn w:val="Bekezdsalapbettpusa"/>
     <w:link w:val="Alcm"/>
@@ -1083,7 +1282,7 @@
       <w:color w:val="404040" w:themeColor="text1" w:themeTint="BF"/>
     </w:rPr>
   </w:style>
-  <w:style w:type="character" w:styleId="IdzetChar" w:customStyle="1">
+  <w:style w:type="character" w:customStyle="1" w:styleId="IdzetChar">
     <w:name w:val="Idézet Char"/>
     <w:basedOn w:val="Bekezdsalapbettpusa"/>
     <w:link w:val="Idzet"/>
@@ -1128,8 +1327,8 @@
     <w:rsid w:val="00C30AAC"/>
     <w:pPr>
       <w:pBdr>
-        <w:top w:val="single" w:color="2F5496" w:themeColor="accent1" w:themeShade="BF" w:sz="4" w:space="10"/>
-        <w:bottom w:val="single" w:color="2F5496" w:themeColor="accent1" w:themeShade="BF" w:sz="4" w:space="10"/>
+        <w:top w:val="single" w:sz="4" w:space="10" w:color="2F5496" w:themeColor="accent1" w:themeShade="BF"/>
+        <w:bottom w:val="single" w:sz="4" w:space="10" w:color="2F5496" w:themeColor="accent1" w:themeShade="BF"/>
       </w:pBdr>
       <w:spacing w:before="360" w:after="360"/>
       <w:ind w:left="864" w:right="864"/>
@@ -1141,7 +1340,7 @@
       <w:color w:val="2F5496" w:themeColor="accent1" w:themeShade="BF"/>
     </w:rPr>
   </w:style>
-  <w:style w:type="character" w:styleId="KiemeltidzetChar" w:customStyle="1">
+  <w:style w:type="character" w:customStyle="1" w:styleId="KiemeltidzetChar">
     <w:name w:val="Kiemelt idézet Char"/>
     <w:basedOn w:val="Bekezdsalapbettpusa"/>
     <w:link w:val="Kiemeltidzet"/>
@@ -1171,7 +1370,7 @@
 </file>
 
 <file path=word/theme/theme1.xml><?xml version="1.0" encoding="utf-8"?>
-<a:theme xmlns:a="http://schemas.openxmlformats.org/drawingml/2006/main" xmlns:thm15="http://schemas.microsoft.com/office/thememl/2012/main" name="Office-téma">
+<a:theme xmlns:a="http://schemas.openxmlformats.org/drawingml/2006/main" name="Office-téma">
   <a:themeElements>
     <a:clrScheme name="Office">
       <a:dk1>
